--- a/portfolioFrontend/src/assets/Ujjwal_Karki_resume.docx
+++ b/portfolioFrontend/src/assets/Ujjwal_Karki_resume.docx
@@ -313,7 +313,6 @@
           <w:shd w:val="clear" w:color="auto" w:fill="FFFFFF"/>
         </w:rPr>
       </w:pPr>
-      <w:bookmarkStart w:id="0" w:name="_GoBack"/>
       <w:r>
         <w:rPr>
           <w:rFonts w:ascii="Arial" w:hAnsi="Arial" w:cs="Arial"/>
@@ -386,7 +385,6 @@
         </w:rPr>
         <w:t>4.0 GPA</w:t>
       </w:r>
-      <w:bookmarkEnd w:id="0"/>
     </w:p>
     <w:p>
       <w:pPr>
@@ -537,23 +535,7 @@
           <w:sz w:val="24"/>
           <w:szCs w:val="24"/>
         </w:rPr>
-        <w:t xml:space="preserve"> SQL, Data Cleaning, Exploratory Data Analysis (EDA), Statistical Analysis, Supervised ML (Regression, Classification), Model Evaluation &amp; Optimization, Git/GitHub, Jupyter Notebook, VS Code, MS Excel, </w:t>
-      </w:r>
-      <w:proofErr w:type="spellStart"/>
-      <w:r>
-        <w:rPr>
-          <w:sz w:val="24"/>
-          <w:szCs w:val="24"/>
-        </w:rPr>
-        <w:t>FastAPI</w:t>
-      </w:r>
-      <w:proofErr w:type="spellEnd"/>
-      <w:r>
-        <w:rPr>
-          <w:sz w:val="24"/>
-          <w:szCs w:val="24"/>
-        </w:rPr>
-        <w:t xml:space="preserve"> (basics), </w:t>
+        <w:t xml:space="preserve"> SQL, Data Cleaning, Exploratory Data Analysis (EDA), Statistical Analysis, Supervised ML (Regression, Classification), Model Evaluation &amp; Optimization, Git/GitHub, Jupyter Notebook, VS Code, MS Excel, FastAPI (basics), </w:t>
       </w:r>
       <w:r>
         <w:rPr>
@@ -567,17 +549,8 @@
           <w:sz w:val="24"/>
           <w:szCs w:val="24"/>
         </w:rPr>
-        <w:t xml:space="preserve">, </w:t>
-      </w:r>
-      <w:proofErr w:type="spellStart"/>
-      <w:r>
-        <w:rPr>
-          <w:sz w:val="24"/>
-          <w:szCs w:val="24"/>
-        </w:rPr>
-        <w:t>Vercel</w:t>
-      </w:r>
-      <w:proofErr w:type="spellEnd"/>
+        <w:t>, Vercel</w:t>
+      </w:r>
     </w:p>
     <w:p>
       <w:pPr>
@@ -695,27 +668,66 @@
           <w:sz w:val="24"/>
           <w:szCs w:val="24"/>
         </w:rPr>
-        <w:t>Chatbot (</w:t>
-      </w:r>
-      <w:proofErr w:type="spellStart"/>
-      <w:r>
-        <w:rPr>
-          <w:b/>
-          <w:bCs/>
-          <w:sz w:val="24"/>
-          <w:szCs w:val="24"/>
-        </w:rPr>
-        <w:t>bainiAI</w:t>
-      </w:r>
-      <w:proofErr w:type="spellEnd"/>
-      <w:r>
-        <w:rPr>
-          <w:b/>
-          <w:bCs/>
-          <w:sz w:val="24"/>
-          <w:szCs w:val="24"/>
-        </w:rPr>
-        <w:t>)</w:t>
+        <w:t>didiAI (AI Interview Assistant)</w:t>
+      </w:r>
+    </w:p>
+    <w:p>
+      <w:pPr>
+        <w:pStyle w:val="ListParagraph"/>
+        <w:numPr>
+          <w:ilvl w:val="0"/>
+          <w:numId w:val="2"/>
+        </w:numPr>
+        <w:rPr>
+          <w:sz w:val="24"/>
+          <w:szCs w:val="24"/>
+        </w:rPr>
+      </w:pPr>
+      <w:r>
+        <w:rPr>
+          <w:sz w:val="24"/>
+          <w:szCs w:val="24"/>
+        </w:rPr>
+        <w:t>Developed an LLM-powered interview assistant using FastAPI, LangChain, Gemini 2.5, Custom RAG, Qdrant, and Redis, enabling context-aware RAG responses and multi-turn conversation handling</w:t>
+      </w:r>
+    </w:p>
+    <w:p>
+      <w:pPr>
+        <w:pStyle w:val="ListParagraph"/>
+        <w:numPr>
+          <w:ilvl w:val="0"/>
+          <w:numId w:val="2"/>
+        </w:numPr>
+        <w:rPr>
+          <w:sz w:val="24"/>
+          <w:szCs w:val="24"/>
+        </w:rPr>
+      </w:pPr>
+      <w:r>
+        <w:rPr>
+          <w:sz w:val="24"/>
+          <w:szCs w:val="24"/>
+        </w:rPr>
+        <w:t>Built a complete interview-booking workflow with intent classification, slot-filling, natural-language date/time extraction, and SQLite-backed appointment storage</w:t>
+      </w:r>
+      <w:bookmarkStart w:id="0" w:name="_GoBack"/>
+      <w:bookmarkEnd w:id="0"/>
+    </w:p>
+    <w:p>
+      <w:pPr>
+        <w:rPr>
+          <w:sz w:val="24"/>
+          <w:szCs w:val="24"/>
+        </w:rPr>
+      </w:pPr>
+      <w:r>
+        <w:rPr>
+          <w:b/>
+          <w:bCs/>
+          <w:sz w:val="24"/>
+          <w:szCs w:val="24"/>
+        </w:rPr>
+        <w:t>Chatbot (bainiAI)</w:t>
       </w:r>
       <w:r>
         <w:rPr>
@@ -820,39 +832,7 @@
           <w:sz w:val="24"/>
           <w:szCs w:val="24"/>
         </w:rPr>
-        <w:t xml:space="preserve">Built an LLM-based chatbot with </w:t>
-      </w:r>
-      <w:proofErr w:type="spellStart"/>
-      <w:r>
-        <w:rPr>
-          <w:sz w:val="24"/>
-          <w:szCs w:val="24"/>
-        </w:rPr>
-        <w:t>LangChain</w:t>
-      </w:r>
-      <w:proofErr w:type="spellEnd"/>
-      <w:r>
-        <w:rPr>
-          <w:sz w:val="24"/>
-          <w:szCs w:val="24"/>
-        </w:rPr>
-        <w:t xml:space="preserve">, Gemini, and </w:t>
-      </w:r>
-      <w:proofErr w:type="spellStart"/>
-      <w:r>
-        <w:rPr>
-          <w:sz w:val="24"/>
-          <w:szCs w:val="24"/>
-        </w:rPr>
-        <w:t>ChromaDB</w:t>
-      </w:r>
-      <w:proofErr w:type="spellEnd"/>
-      <w:r>
-        <w:rPr>
-          <w:sz w:val="24"/>
-          <w:szCs w:val="24"/>
-        </w:rPr>
-        <w:t xml:space="preserve"> capable of answering document-based queries using RAG</w:t>
+        <w:t>Built an LLM-based chatbot with LangChain, Gemini, and ChromaDB capable of answering document-based queries using RAG</w:t>
       </w:r>
     </w:p>
     <w:p>
@@ -872,39 +852,7 @@
           <w:sz w:val="24"/>
           <w:szCs w:val="24"/>
         </w:rPr>
-        <w:t xml:space="preserve">Implemented a </w:t>
-      </w:r>
-      <w:proofErr w:type="spellStart"/>
-      <w:r>
-        <w:rPr>
-          <w:sz w:val="24"/>
-          <w:szCs w:val="24"/>
-        </w:rPr>
-        <w:t>FastAPI</w:t>
-      </w:r>
-      <w:proofErr w:type="spellEnd"/>
-      <w:r>
-        <w:rPr>
-          <w:sz w:val="24"/>
-          <w:szCs w:val="24"/>
-        </w:rPr>
-        <w:t xml:space="preserve"> backend and React Frontend in </w:t>
-      </w:r>
-      <w:proofErr w:type="spellStart"/>
-      <w:r>
-        <w:rPr>
-          <w:sz w:val="24"/>
-          <w:szCs w:val="24"/>
-        </w:rPr>
-        <w:t>Vite</w:t>
-      </w:r>
-      <w:proofErr w:type="spellEnd"/>
-      <w:r>
-        <w:rPr>
-          <w:sz w:val="24"/>
-          <w:szCs w:val="24"/>
-        </w:rPr>
-        <w:t>, integrating seamless conversation flow and Excel-based appointment tracking</w:t>
+        <w:t>Implemented a FastAPI backend and React Frontend in Vite, integrating seamless conversation flow and Excel-based appointment tracking</w:t>
       </w:r>
     </w:p>
     <w:p>
@@ -1014,23 +962,7 @@
           <w:sz w:val="24"/>
           <w:szCs w:val="24"/>
         </w:rPr>
-        <w:t xml:space="preserve">Developed a deep learning model to classify plant leaf diseases using CNNs; deployed backend using </w:t>
-      </w:r>
-      <w:proofErr w:type="spellStart"/>
-      <w:r>
-        <w:rPr>
-          <w:sz w:val="24"/>
-          <w:szCs w:val="24"/>
-        </w:rPr>
-        <w:t>FastAPI</w:t>
-      </w:r>
-      <w:proofErr w:type="spellEnd"/>
-      <w:r>
-        <w:rPr>
-          <w:sz w:val="24"/>
-          <w:szCs w:val="24"/>
-        </w:rPr>
-        <w:t xml:space="preserve"> + Docker; pre-processed images using augmentation to improve generalization</w:t>
+        <w:t>Developed a deep learning model to classify plant leaf diseases using CNNs; deployed backend using FastAPI + Docker; pre-processed images using augmentation to improve generalization</w:t>
       </w:r>
     </w:p>
     <w:p>
@@ -1050,23 +982,7 @@
           <w:sz w:val="24"/>
           <w:szCs w:val="24"/>
         </w:rPr>
-        <w:t xml:space="preserve">Created working web app that supports real-time image upload and disease prediction using </w:t>
-      </w:r>
-      <w:proofErr w:type="spellStart"/>
-      <w:r>
-        <w:rPr>
-          <w:sz w:val="24"/>
-          <w:szCs w:val="24"/>
-        </w:rPr>
-        <w:t>Vercel</w:t>
-      </w:r>
-      <w:proofErr w:type="spellEnd"/>
-      <w:r>
-        <w:rPr>
-          <w:sz w:val="24"/>
-          <w:szCs w:val="24"/>
-        </w:rPr>
-        <w:t xml:space="preserve"> and AWS EC2</w:t>
+        <w:t>Created working web app that supports real-time image upload and disease prediction using Vercel and AWS EC2</w:t>
       </w:r>
     </w:p>
     <w:p>
@@ -1211,78 +1127,7 @@
           <w:sz w:val="24"/>
           <w:szCs w:val="24"/>
         </w:rPr>
-        <w:t>Boston House Prediction</w:t>
-      </w:r>
-      <w:r>
-        <w:rPr>
-          <w:sz w:val="24"/>
-          <w:szCs w:val="24"/>
-        </w:rPr>
-        <w:tab/>
-      </w:r>
-      <w:r>
-        <w:rPr>
-          <w:sz w:val="24"/>
-          <w:szCs w:val="24"/>
-        </w:rPr>
-        <w:tab/>
-      </w:r>
-      <w:r>
-        <w:rPr>
-          <w:sz w:val="24"/>
-          <w:szCs w:val="24"/>
-        </w:rPr>
-        <w:tab/>
-      </w:r>
-      <w:r>
-        <w:rPr>
-          <w:sz w:val="24"/>
-          <w:szCs w:val="24"/>
-        </w:rPr>
-        <w:tab/>
-      </w:r>
-      <w:r>
-        <w:rPr>
-          <w:sz w:val="24"/>
-          <w:szCs w:val="24"/>
-        </w:rPr>
-        <w:tab/>
-      </w:r>
-      <w:r>
-        <w:rPr>
-          <w:sz w:val="24"/>
-          <w:szCs w:val="24"/>
-        </w:rPr>
-        <w:tab/>
-      </w:r>
-      <w:r>
-        <w:rPr>
-          <w:sz w:val="24"/>
-          <w:szCs w:val="24"/>
-        </w:rPr>
-        <w:tab/>
-      </w:r>
-      <w:r>
-        <w:rPr>
-          <w:sz w:val="24"/>
-          <w:szCs w:val="24"/>
-        </w:rPr>
-        <w:tab/>
-        <w:t xml:space="preserve"> </w:t>
-      </w:r>
-      <w:r>
-        <w:rPr>
-          <w:sz w:val="24"/>
-          <w:szCs w:val="24"/>
-        </w:rPr>
-        <w:tab/>
-      </w:r>
-      <w:r>
-        <w:rPr>
-          <w:sz w:val="24"/>
-          <w:szCs w:val="24"/>
-        </w:rPr>
-        <w:tab/>
+        <w:t>Titanic Survival Prediction</w:t>
       </w:r>
     </w:p>
     <w:p>
@@ -1293,50 +1138,16 @@
           <w:numId w:val="2"/>
         </w:numPr>
         <w:rPr>
-          <w:rFonts w:cstheme="minorHAnsi"/>
-          <w:sz w:val="24"/>
-          <w:szCs w:val="24"/>
-        </w:rPr>
-      </w:pPr>
-      <w:r>
-        <w:rPr>
-          <w:rFonts w:cstheme="minorHAnsi"/>
-          <w:sz w:val="24"/>
-          <w:szCs w:val="24"/>
-        </w:rPr>
-        <w:t>Created a regression model to predict housing price using Scikit-learn, applying feature scaling, correlation analysis, model comparison</w:t>
-      </w:r>
-      <w:r>
-        <w:rPr>
-          <w:rFonts w:cstheme="minorHAnsi"/>
-          <w:sz w:val="24"/>
-          <w:szCs w:val="24"/>
-        </w:rPr>
-        <w:t xml:space="preserve">, </w:t>
-      </w:r>
-      <w:r>
-        <w:rPr>
-          <w:rFonts w:cstheme="minorHAnsi"/>
-          <w:sz w:val="24"/>
-          <w:szCs w:val="24"/>
-        </w:rPr>
-        <w:t xml:space="preserve">as well as </w:t>
-      </w:r>
-      <w:r>
-        <w:rPr>
-          <w:rFonts w:cstheme="minorHAnsi"/>
-          <w:sz w:val="24"/>
-          <w:szCs w:val="24"/>
-        </w:rPr>
-        <w:t xml:space="preserve">visualization using </w:t>
-      </w:r>
-      <w:r>
-        <w:rPr>
-          <w:rFonts w:cstheme="minorHAnsi"/>
-          <w:sz w:val="24"/>
-          <w:szCs w:val="24"/>
-        </w:rPr>
-        <w:t>Matplotlib/Seaborn</w:t>
+          <w:sz w:val="24"/>
+          <w:szCs w:val="24"/>
+        </w:rPr>
+      </w:pPr>
+      <w:r>
+        <w:rPr>
+          <w:sz w:val="24"/>
+          <w:szCs w:val="24"/>
+        </w:rPr>
+        <w:t>Built an end-to-end ML model predicting passenger survival using feature engineering, logistic regression, and cross-validation</w:t>
       </w:r>
     </w:p>
     <w:p>
@@ -1347,156 +1158,8 @@
           <w:numId w:val="2"/>
         </w:numPr>
         <w:rPr>
-          <w:rFonts w:cstheme="minorHAnsi"/>
-          <w:sz w:val="24"/>
-          <w:szCs w:val="24"/>
-        </w:rPr>
-      </w:pPr>
-      <w:r>
-        <w:rPr>
-          <w:rFonts w:cstheme="minorHAnsi"/>
-          <w:sz w:val="24"/>
-          <w:szCs w:val="24"/>
-        </w:rPr>
-        <w:t>Improved model performance by testing Linear Regression</w:t>
-      </w:r>
-      <w:r>
-        <w:rPr>
-          <w:rFonts w:cstheme="minorHAnsi"/>
-          <w:sz w:val="24"/>
-          <w:szCs w:val="24"/>
-        </w:rPr>
-        <w:t xml:space="preserve"> and Random Forest while analyzing key drivers of price</w:t>
-      </w:r>
-    </w:p>
-    <w:p>
-      <w:pPr>
-        <w:rPr>
-          <w:sz w:val="24"/>
-          <w:szCs w:val="24"/>
-        </w:rPr>
-      </w:pPr>
-      <w:r>
-        <w:rPr>
-          <w:b/>
-          <w:bCs/>
-          <w:sz w:val="24"/>
-          <w:szCs w:val="24"/>
-        </w:rPr>
-        <w:t>Titanic Survival Prediction</w:t>
-      </w:r>
-      <w:r>
-        <w:rPr>
-          <w:sz w:val="24"/>
-          <w:szCs w:val="24"/>
-        </w:rPr>
-        <w:tab/>
-      </w:r>
-      <w:r>
-        <w:rPr>
-          <w:sz w:val="24"/>
-          <w:szCs w:val="24"/>
-        </w:rPr>
-        <w:tab/>
-      </w:r>
-      <w:r>
-        <w:rPr>
-          <w:sz w:val="24"/>
-          <w:szCs w:val="24"/>
-        </w:rPr>
-        <w:tab/>
-      </w:r>
-      <w:r>
-        <w:rPr>
-          <w:sz w:val="24"/>
-          <w:szCs w:val="24"/>
-        </w:rPr>
-        <w:tab/>
-      </w:r>
-      <w:r>
-        <w:rPr>
-          <w:sz w:val="24"/>
-          <w:szCs w:val="24"/>
-        </w:rPr>
-        <w:tab/>
-      </w:r>
-      <w:r>
-        <w:rPr>
-          <w:sz w:val="24"/>
-          <w:szCs w:val="24"/>
-        </w:rPr>
-        <w:tab/>
-      </w:r>
-      <w:r>
-        <w:rPr>
-          <w:sz w:val="24"/>
-          <w:szCs w:val="24"/>
-        </w:rPr>
-        <w:tab/>
-      </w:r>
-      <w:r>
-        <w:rPr>
-          <w:sz w:val="24"/>
-          <w:szCs w:val="24"/>
-        </w:rPr>
-        <w:tab/>
-        <w:t xml:space="preserve"> </w:t>
-      </w:r>
-      <w:r>
-        <w:rPr>
-          <w:sz w:val="24"/>
-          <w:szCs w:val="24"/>
-        </w:rPr>
-        <w:tab/>
-      </w:r>
-      <w:r>
-        <w:rPr>
-          <w:sz w:val="24"/>
-          <w:szCs w:val="24"/>
-        </w:rPr>
-        <w:tab/>
-      </w:r>
-    </w:p>
-    <w:p>
-      <w:pPr>
-        <w:pStyle w:val="ListParagraph"/>
-        <w:numPr>
-          <w:ilvl w:val="0"/>
-          <w:numId w:val="2"/>
-        </w:numPr>
-        <w:spacing w:after="0"/>
-        <w:rPr>
-          <w:rFonts w:ascii="Arial" w:hAnsi="Arial" w:cs="Arial"/>
-          <w:b/>
-          <w:bCs/>
-          <w:sz w:val="18"/>
-          <w:szCs w:val="18"/>
-          <w:shd w:val="clear" w:color="auto" w:fill="FFFFFF"/>
-        </w:rPr>
-      </w:pPr>
-      <w:r>
-        <w:rPr>
-          <w:sz w:val="24"/>
-          <w:szCs w:val="24"/>
-        </w:rPr>
-        <w:t>Built an end-to-end ML model predicting passenger survival using feature engineering, logistic regression, and cross-validation</w:t>
-      </w:r>
-    </w:p>
-    <w:p>
-      <w:pPr>
-        <w:pStyle w:val="ListParagraph"/>
-        <w:numPr>
-          <w:ilvl w:val="0"/>
-          <w:numId w:val="2"/>
-        </w:numPr>
-        <w:spacing w:after="0"/>
-        <w:rPr>
-          <w:rFonts w:ascii="Arial" w:hAnsi="Arial" w:cs="Arial"/>
-          <w:b/>
-          <w:bCs/>
-          <w:sz w:val="18"/>
-          <w:szCs w:val="18"/>
-          <w:shd w:val="clear" w:color="auto" w:fill="FFFFFF"/>
+          <w:sz w:val="24"/>
+          <w:szCs w:val="24"/>
         </w:rPr>
       </w:pPr>
       <w:r>
@@ -1699,23 +1362,7 @@
           <w:sz w:val="24"/>
           <w:szCs w:val="24"/>
         </w:rPr>
-        <w:t xml:space="preserve">Developed end-to-end data and ML pipelines using Scikit-learn, </w:t>
-      </w:r>
-      <w:proofErr w:type="spellStart"/>
-      <w:r>
-        <w:rPr>
-          <w:sz w:val="24"/>
-          <w:szCs w:val="24"/>
-        </w:rPr>
-        <w:t>FastAPI</w:t>
-      </w:r>
-      <w:proofErr w:type="spellEnd"/>
-      <w:r>
-        <w:rPr>
-          <w:sz w:val="24"/>
-          <w:szCs w:val="24"/>
-        </w:rPr>
-        <w:t>, Docker, etc</w:t>
+        <w:t>Developed end-to-end data and ML pipelines using Scikit-learn, FastAPI, Docker, etc</w:t>
       </w:r>
     </w:p>
     <w:p>
